--- a/fuentes/722103_CF19_DU.docx
+++ b/fuentes/722103_CF19_DU.docx
@@ -199,7 +199,7 @@
               </wp:anchor>
             </w:drawing>
           </mc:Choice>
-          <mc:Fallback xmlns:w16du="http://schemas.microsoft.com/office/word/2023/wordml/word16du" xmlns:oel="http://schemas.microsoft.com/office/2019/extlst">
+          <mc:Fallback xmlns:oel="http://schemas.microsoft.com/office/2019/extlst" xmlns:w16du="http://schemas.microsoft.com/office/word/2023/wordml/word16du">
             <w:pict>
               <v:rect w14:anchorId="14CB197B" id="Rectángulo 3" o:spid="_x0000_s1026" alt="&quot;&quot;" style="position:absolute;margin-left:-55.7pt;margin-top:26.5pt;width:613.85pt;height:204pt;z-index:-251655168;visibility:visible;mso-wrap-style:square;mso-height-percent:0;mso-wrap-distance-left:9pt;mso-wrap-distance-top:0;mso-wrap-distance-right:9pt;mso-wrap-distance-bottom:0;mso-position-horizontal:absolute;mso-position-horizontal-relative:text;mso-position-vertical:absolute;mso-position-vertical-relative:text;mso-height-percent:0;mso-height-relative:margin;v-text-anchor:middle" o:gfxdata="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" fillcolor="#00314d" stroked="f" strokeweight="1pt"/>
             </w:pict>
@@ -1872,21 +1872,7 @@
             <w:rStyle w:val="Hipervnculo"/>
             <w:b/>
           </w:rPr>
-          <w:t>Enlace de reproducció</w:t>
-        </w:r>
-        <w:r>
-          <w:rPr>
-            <w:rStyle w:val="Hipervnculo"/>
-            <w:b/>
-          </w:rPr>
-          <w:t>n</w:t>
-        </w:r>
-        <w:r>
-          <w:rPr>
-            <w:rStyle w:val="Hipervnculo"/>
-            <w:b/>
-          </w:rPr>
-          <w:t xml:space="preserve"> del video</w:t>
+          <w:t>Enlace de reproducción del video</w:t>
         </w:r>
       </w:hyperlink>
     </w:p>
@@ -2788,15 +2774,7 @@
           <w:sz w:val="20"/>
           <w:szCs w:val="20"/>
         </w:rPr>
-        <w:t xml:space="preserve">            </w:t>
-      </w:r>
-      <w:r>
-        <w:rPr>
-          <w:color w:val="000000"/>
-          <w:sz w:val="20"/>
-          <w:szCs w:val="20"/>
-        </w:rPr>
-        <w:t>Nota. SENA (2022).</w:t>
+        <w:t xml:space="preserve">            Nota. SENA (2022).</w:t>
       </w:r>
     </w:p>
     <w:p>
@@ -3526,23 +3504,7 @@
           <w:rFonts w:ascii="Calibri" w:hAnsi="Calibri" w:cs="Calibri"/>
           <w:lang w:val="es-ES"/>
         </w:rPr>
-        <w:t>Caudal (</w:t>
-      </w:r>
-      <w:proofErr w:type="spellStart"/>
-      <w:r>
-        <w:rPr>
-          <w:rFonts w:ascii="Calibri" w:hAnsi="Calibri" w:cs="Calibri"/>
-          <w:lang w:val="es-ES"/>
-        </w:rPr>
-        <w:t>Ls</w:t>
-      </w:r>
-      <w:proofErr w:type="spellEnd"/>
-      <w:r>
-        <w:rPr>
-          <w:rFonts w:ascii="Calibri" w:hAnsi="Calibri" w:cs="Calibri"/>
-          <w:lang w:val="es-ES"/>
-        </w:rPr>
-        <w:t>)=Volumen del balde</w:t>
+        <w:t>Caudal (Ls)=Volumen del balde</w:t>
       </w:r>
       <w:r>
         <w:rPr>
@@ -6089,15 +6051,7 @@
           <w:bCs/>
           <w:lang w:eastAsia="es-CO"/>
         </w:rPr>
-        <w:t>Método</w:t>
-      </w:r>
-      <w:r>
-        <w:rPr>
-          <w:b/>
-          <w:bCs/>
-          <w:lang w:eastAsia="es-CO"/>
-        </w:rPr>
-        <w:t xml:space="preserve"> por goteo</w:t>
+        <w:t>Método por goteo</w:t>
       </w:r>
     </w:p>
     <w:p>
@@ -7890,7 +7844,7 @@
               </wp:inline>
             </w:drawing>
           </mc:Choice>
-          <mc:Fallback xmlns:w16du="http://schemas.microsoft.com/office/word/2023/wordml/word16du" xmlns:oel="http://schemas.microsoft.com/office/2019/extlst">
+          <mc:Fallback xmlns:oel="http://schemas.microsoft.com/office/2019/extlst" xmlns:w16du="http://schemas.microsoft.com/office/word/2023/wordml/word16du">
             <w:pict>
               <v:rect w14:anchorId="62817693" id="Rectángulo 4" o:spid="_x0000_s1026" alt="La grafica muestra la síntesis del riesgo y drenaje del cultivo, donde involucra potencial hídrico, propiedades del suelo y agua, Relación agua-suelo -planta y clima, Sistema de riesgo, Drenaje y Normatividad." style="width:24pt;height:24pt;visibility:visible;mso-wrap-style:square;mso-left-percent:-10001;mso-top-percent:-10001;mso-position-horizontal:absolute;mso-position-horizontal-relative:char;mso-position-vertical:absolute;mso-position-vertical-relative:line;mso-left-percent:-10001;mso-top-percent:-10001;v-text-anchor:top" o:gfxdata="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" filled="f" stroked="f">
                 <o:lock v:ext="edit" aspectratio="t"/>
@@ -8298,13 +8252,8 @@
             <w:pPr>
               <w:pStyle w:val="TextoTablas"/>
             </w:pPr>
-            <w:proofErr w:type="spellStart"/>
-            <w:r>
-              <w:t>TvAgro</w:t>
-            </w:r>
-            <w:proofErr w:type="spellEnd"/>
-            <w:r>
-              <w:t xml:space="preserve"> por Juan Gonzalo Ángel. (2016). Tipos de sistemas de riego. </w:t>
+            <w:r>
+              <w:t xml:space="preserve">TvAgro por Juan Gonzalo Ángel. (2016). Tipos de sistemas de riego. </w:t>
             </w:r>
           </w:p>
         </w:tc>
@@ -8408,19 +8357,7 @@
           <w:rPr>
             <w:rStyle w:val="Hipervnculo"/>
           </w:rPr>
-          <w:t>https://www.se.gob.hn/media/fil</w:t>
-        </w:r>
-        <w:r>
-          <w:rPr>
-            <w:rStyle w:val="Hipervnculo"/>
-          </w:rPr>
-          <w:t>e</w:t>
-        </w:r>
-        <w:r>
-          <w:rPr>
-            <w:rStyle w:val="Hipervnculo"/>
-          </w:rPr>
-          <w:t>s/media/Modulo_5_Manual_de_Riego_y_Drenaje..pdf</w:t>
+          <w:t>https://www.se.gob.hn/media/files/media/Modulo_5_Manual_de_Riego_y_Drenaje..pdf</w:t>
         </w:r>
       </w:hyperlink>
       <w:r>
@@ -8438,19 +8375,7 @@
           <w:rPr>
             <w:rStyle w:val="Hipervnculo"/>
           </w:rPr>
-          <w:t>https://fundacions</w:t>
-        </w:r>
-        <w:r>
-          <w:rPr>
-            <w:rStyle w:val="Hipervnculo"/>
-          </w:rPr>
-          <w:t>u</w:t>
-        </w:r>
-        <w:r>
-          <w:rPr>
-            <w:rStyle w:val="Hipervnculo"/>
-          </w:rPr>
-          <w:t>na.org/wp-content/uploads/PDF/Jaime-Lamo/MANUAL-M%C3%89TODOS-DE-SISTEMAS-DE-RIEGO.pdf</w:t>
+          <w:t>https://fundacionsuna.org/wp-content/uploads/PDF/Jaime-Lamo/MANUAL-M%C3%89TODOS-DE-SISTEMAS-DE-RIEGO.pdf</w:t>
         </w:r>
       </w:hyperlink>
     </w:p>
@@ -8622,7 +8547,13 @@
               <w:t>l</w:t>
             </w:r>
             <w:r>
-              <w:t>ínea de Producción</w:t>
+              <w:t xml:space="preserve">ínea de </w:t>
+            </w:r>
+            <w:r>
+              <w:t>p</w:t>
+            </w:r>
+            <w:r>
+              <w:t>roducción</w:t>
             </w:r>
           </w:p>
         </w:tc>
@@ -8931,13 +8862,8 @@
             <w:pPr>
               <w:pStyle w:val="TextoTablas"/>
             </w:pPr>
-            <w:proofErr w:type="spellStart"/>
-            <w:r>
-              <w:t>Leyson</w:t>
-            </w:r>
-            <w:proofErr w:type="spellEnd"/>
-            <w:r>
-              <w:t xml:space="preserve"> Fabian Castaño Pérez</w:t>
+            <w:r>
+              <w:t>Leyson Fabian Castaño Pérez</w:t>
             </w:r>
           </w:p>
         </w:tc>
@@ -9077,18 +9003,37 @@
               <w:pStyle w:val="TextoTablas"/>
             </w:pPr>
             <w:r>
-              <w:t>Desarrollo Full</w:t>
-            </w:r>
-            <w:r>
+              <w:t xml:space="preserve">Desarrollo </w:t>
+            </w:r>
+            <w:r>
+              <w:t>f</w:t>
+            </w:r>
+            <w:r>
+              <w:rPr>
+                <w:rStyle w:val="Extranjerismo"/>
+              </w:rPr>
+              <w:t>ull</w:t>
+            </w:r>
+            <w:r>
+              <w:rPr>
+                <w:rStyle w:val="Extranjerismo"/>
+              </w:rPr>
               <w:t xml:space="preserve"> </w:t>
             </w:r>
-            <w:proofErr w:type="spellStart"/>
-            <w:r>
+            <w:r>
+              <w:rPr>
+                <w:rStyle w:val="Extranjerismo"/>
+              </w:rPr>
               <w:t>stack</w:t>
             </w:r>
-            <w:proofErr w:type="spellEnd"/>
-            <w:r>
-              <w:t xml:space="preserve"> Junior</w:t>
+            <w:r>
+              <w:t xml:space="preserve"> </w:t>
+            </w:r>
+            <w:r>
+              <w:t>j</w:t>
+            </w:r>
+            <w:r>
+              <w:t>unior</w:t>
             </w:r>
           </w:p>
         </w:tc>
@@ -14506,10 +14451,6 @@
 </file>
 
 <file path=customXml/item1.xml><?xml version="1.0" encoding="utf-8"?>
-<b:Sources xmlns:b="http://schemas.openxmlformats.org/officeDocument/2006/bibliography" xmlns="http://schemas.openxmlformats.org/officeDocument/2006/bibliography" SelectedStyle="\APASixthEditionOfficeOnline.xsl" StyleName="APA" Version="6"/>
-</file>
-
-<file path=customXml/item2.xml><?xml version="1.0" encoding="utf-8"?>
 <p:properties xmlns:p="http://schemas.microsoft.com/office/2006/metadata/properties" xmlns:xsi="http://www.w3.org/2001/XMLSchema-instance" xmlns:pc="http://schemas.microsoft.com/office/infopath/2007/PartnerControls">
   <documentManagement>
     <TaxCatchAll xmlns="cb45339b-ced9-4d0d-8f64-77573914d53b" xsi:nil="true"/>
@@ -14520,16 +14461,11 @@
 </p:properties>
 </file>
 
-<file path=customXml/item3.xml><?xml version="1.0" encoding="utf-8"?>
-<?mso-contentType ?>
-<FormTemplates xmlns="http://schemas.microsoft.com/sharepoint/v3/contenttype/forms">
-  <Display>DocumentLibraryForm</Display>
-  <Edit>DocumentLibraryForm</Edit>
-  <New>DocumentLibraryForm</New>
-</FormTemplates>
+<file path=customXml/item2.xml><?xml version="1.0" encoding="utf-8"?>
+<b:Sources xmlns:b="http://schemas.openxmlformats.org/officeDocument/2006/bibliography" xmlns="http://schemas.openxmlformats.org/officeDocument/2006/bibliography" SelectedStyle="\APASixthEditionOfficeOnline.xsl" StyleName="APA" Version="6"/>
 </file>
 
-<file path=customXml/item4.xml><?xml version="1.0" encoding="utf-8"?>
+<file path=customXml/item3.xml><?xml version="1.0" encoding="utf-8"?>
 <ct:contentTypeSchema xmlns:ct="http://schemas.microsoft.com/office/2006/metadata/contentType" xmlns:ma="http://schemas.microsoft.com/office/2006/metadata/properties/metaAttributes" ct:_="" ma:_="" ma:contentTypeName="Documento" ma:contentTypeID="0x01010049282E1EDBE9234EA9E6D38F720E265F" ma:contentTypeVersion="15" ma:contentTypeDescription="Crear nuevo documento." ma:contentTypeScope="" ma:versionID="b31c7aa9eaf043a08b87120b3c4916e3">
   <xsd:schema xmlns:xsd="http://www.w3.org/2001/XMLSchema" xmlns:xs="http://www.w3.org/2001/XMLSchema" xmlns:p="http://schemas.microsoft.com/office/2006/metadata/properties" xmlns:ns2="cb45339b-ced9-4d0d-8f64-77573914d53b" xmlns:ns3="43a3ca16-9c26-4813-b83f-4aec9927b43f" targetNamespace="http://schemas.microsoft.com/office/2006/metadata/properties" ma:root="true" ma:fieldsID="3533d065b04d75c457075bc55f1f5315" ns2:_="" ns3:_="">
     <xsd:import namespace="cb45339b-ced9-4d0d-8f64-77573914d53b"/>
@@ -14764,15 +14700,16 @@
 </ct:contentTypeSchema>
 </file>
 
-<file path=customXml/itemProps1.xml><?xml version="1.0" encoding="utf-8"?>
-<ds:datastoreItem xmlns:ds="http://schemas.openxmlformats.org/officeDocument/2006/customXml" ds:itemID="{DDA0FD15-3E8F-48AE-9527-8FA4E92618D5}">
-  <ds:schemaRefs>
-    <ds:schemaRef ds:uri="http://schemas.openxmlformats.org/officeDocument/2006/bibliography"/>
-  </ds:schemaRefs>
-</ds:datastoreItem>
+<file path=customXml/item4.xml><?xml version="1.0" encoding="utf-8"?>
+<?mso-contentType ?>
+<FormTemplates xmlns="http://schemas.microsoft.com/sharepoint/v3/contenttype/forms">
+  <Display>DocumentLibraryForm</Display>
+  <Edit>DocumentLibraryForm</Edit>
+  <New>DocumentLibraryForm</New>
+</FormTemplates>
 </file>
 
-<file path=customXml/itemProps2.xml><?xml version="1.0" encoding="utf-8"?>
+<file path=customXml/itemProps1.xml><?xml version="1.0" encoding="utf-8"?>
 <ds:datastoreItem xmlns:ds="http://schemas.openxmlformats.org/officeDocument/2006/customXml" ds:itemID="{3FE56D8A-F1ED-4544-9BEF-F4296512CCE2}">
   <ds:schemaRefs>
     <ds:schemaRef ds:uri="http://schemas.microsoft.com/office/2006/metadata/properties"/>
@@ -14783,15 +14720,15 @@
 </ds:datastoreItem>
 </file>
 
-<file path=customXml/itemProps3.xml><?xml version="1.0" encoding="utf-8"?>
-<ds:datastoreItem xmlns:ds="http://schemas.openxmlformats.org/officeDocument/2006/customXml" ds:itemID="{F3BA9D35-2799-490B-93F1-554EF537309B}">
+<file path=customXml/itemProps2.xml><?xml version="1.0" encoding="utf-8"?>
+<ds:datastoreItem xmlns:ds="http://schemas.openxmlformats.org/officeDocument/2006/customXml" ds:itemID="{DDA0FD15-3E8F-48AE-9527-8FA4E92618D5}">
   <ds:schemaRefs>
-    <ds:schemaRef ds:uri="http://schemas.microsoft.com/sharepoint/v3/contenttype/forms"/>
+    <ds:schemaRef ds:uri="http://schemas.openxmlformats.org/officeDocument/2006/bibliography"/>
   </ds:schemaRefs>
 </ds:datastoreItem>
 </file>
 
-<file path=customXml/itemProps4.xml><?xml version="1.0" encoding="utf-8"?>
+<file path=customXml/itemProps3.xml><?xml version="1.0" encoding="utf-8"?>
 <ds:datastoreItem xmlns:ds="http://schemas.openxmlformats.org/officeDocument/2006/customXml" ds:itemID="{6048115F-B53B-42D8-B628-FFC0F9F7C7DA}">
   <ds:schemaRefs>
     <ds:schemaRef ds:uri="http://schemas.microsoft.com/office/2006/metadata/contentType"/>
@@ -14808,4 +14745,12 @@
     <ds:schemaRef ds:uri="http://schemas.microsoft.com/internal/obd"/>
   </ds:schemaRefs>
 </ds:datastoreItem>
+</file>
+
+<file path=customXml/itemProps4.xml><?xml version="1.0" encoding="utf-8"?>
+<ds:datastoreItem xmlns:ds="http://schemas.openxmlformats.org/officeDocument/2006/customXml" ds:itemID="{F3BA9D35-2799-490B-93F1-554EF537309B}">
+  <ds:schemaRefs>
+    <ds:schemaRef ds:uri="http://schemas.microsoft.com/sharepoint/v3/contenttype/forms"/>
+  </ds:schemaRefs>
+</ds:datastoreItem>
 </file>